--- a/docs/TISPH/pack/TISPH_Solution_Architecture.docx
+++ b/docs/TISPH/pack/TISPH_Solution_Architecture.docx
@@ -2949,6 +2949,117 @@
           </w:p>
         </w:tc>
       </w:tr>
+      <w:tr>
+        <w:trPr/>
+        <w:tc>
+          <w:tcPr>
+            <w:tcW w:w="1197" w:type="dxa"/>
+          </w:tcPr>
+          <w:p>
+            <w:pPr>
+              <w:spacing w:before="40" w:after="40" w:line="240" w:lineRule="auto"/>
+            </w:pPr>
+            <w:r>
+              <w:rPr>
+                <w:rFonts w:ascii="Segoe UI" w:hAnsi="Segoe UI" w:cs="Segoe UI" w:eastAsia="Segoe UI"/>
+                <w:sz w:val="16"/>
+                <w:szCs w:val="16"/>
+              </w:rPr>
+              <w:t xml:space="preserve">11 October 2026</w:t>
+            </w:r>
+          </w:p>
+        </w:tc>
+        <w:tc>
+          <w:tcPr>
+            <w:tcW w:w="829" w:type="dxa"/>
+          </w:tcPr>
+          <w:p>
+            <w:pPr>
+              <w:spacing w:before="40" w:after="40" w:line="240" w:lineRule="auto"/>
+            </w:pPr>
+            <w:r>
+              <w:rPr>
+                <w:rFonts w:ascii="Segoe UI" w:hAnsi="Segoe UI" w:cs="Segoe UI" w:eastAsia="Segoe UI"/>
+                <w:sz w:val="16"/>
+                <w:szCs w:val="16"/>
+              </w:rPr>
+              <w:t xml:space="preserve">0.9 Draft</w:t>
+            </w:r>
+          </w:p>
+        </w:tc>
+        <w:tc>
+          <w:tcPr>
+            <w:tcW w:w="1381" w:type="dxa"/>
+          </w:tcPr>
+          <w:p>
+            <w:pPr>
+              <w:spacing w:before="40" w:after="40" w:line="240" w:lineRule="auto"/>
+            </w:pPr>
+            <w:r>
+              <w:rPr>
+                <w:rFonts w:ascii="Segoe UI" w:hAnsi="Segoe UI" w:cs="Segoe UI" w:eastAsia="Segoe UI"/>
+                <w:sz w:val="16"/>
+                <w:szCs w:val="16"/>
+              </w:rPr>
+              <w:t xml:space="preserve">iorta TechNXT</w:t>
+            </w:r>
+          </w:p>
+        </w:tc>
+        <w:tc>
+          <w:tcPr>
+            <w:tcW w:w="1565" w:type="dxa"/>
+          </w:tcPr>
+          <w:p>
+            <w:pPr>
+              <w:spacing w:before="40" w:after="40" w:line="240" w:lineRule="auto"/>
+            </w:pPr>
+            <w:r>
+              <w:rPr>
+                <w:rFonts w:ascii="Segoe UI" w:hAnsi="Segoe UI" w:cs="Segoe UI" w:eastAsia="Segoe UI"/>
+                <w:sz w:val="16"/>
+                <w:szCs w:val="16"/>
+              </w:rPr>
+              <w:t xml:space="preserve">As above</w:t>
+            </w:r>
+          </w:p>
+        </w:tc>
+        <w:tc>
+          <w:tcPr>
+            <w:tcW w:w="1381" w:type="dxa"/>
+          </w:tcPr>
+          <w:p>
+            <w:pPr>
+              <w:spacing w:before="40" w:after="40" w:line="240" w:lineRule="auto"/>
+            </w:pPr>
+            <w:r>
+              <w:rPr>
+                <w:rFonts w:ascii="Segoe UI" w:hAnsi="Segoe UI" w:cs="Segoe UI" w:eastAsia="Segoe UI"/>
+                <w:sz w:val="16"/>
+                <w:szCs w:val="16"/>
+              </w:rPr>
+              <w:t xml:space="preserve">As above</w:t>
+            </w:r>
+          </w:p>
+        </w:tc>
+        <w:tc>
+          <w:tcPr>
+            <w:tcW w:w="2674" w:type="dxa"/>
+          </w:tcPr>
+          <w:p>
+            <w:pPr>
+              <w:spacing w:before="40" w:after="40" w:line="240" w:lineRule="auto"/>
+            </w:pPr>
+            <w:r>
+              <w:rPr>
+                <w:rFonts w:ascii="Segoe UI" w:hAnsi="Segoe UI" w:cs="Segoe UI" w:eastAsia="Segoe UI"/>
+                <w:sz w:val="16"/>
+                <w:szCs w:val="16"/>
+              </w:rPr>
+              <w:t xml:space="preserve">Documentation cleanup: known limitations cited from docs/TISPH/pack/TISPH_Operations_and_Support.docx section 17 instead of the retired deploy/README.md section 9; 12.2 states that Railway hosts TISPH DEV from TISPH-DEV until Azure is provisioned.</w:t>
+            </w:r>
+          </w:p>
+        </w:tc>
+      </w:tr>
     </w:tbl>
     <w:p xmlns:a="http://schemas.openxmlformats.org/drawingml/2006/main" xmlns:pic="http://schemas.openxmlformats.org/drawingml/2006/picture">
       <w:pPr>
@@ -14696,7 +14807,7 @@
                 <w:sz w:val="16"/>
                 <w:szCs w:val="16"/>
               </w:rPr>
-              <w:t xml:space="preserve">; English is the default and fallback. Filipino has no translation file (</w:t>
+              <w:t xml:space="preserve">; English is the default and fallback. Filipino has no translation file (docs/TISPH/pack/TISPH_Operations_and_Support.docx section 17, L16)</w:t>
             </w:r>
             <w:r>
               <w:rPr>
@@ -14706,15 +14817,15 @@
                 <w:szCs w:val="14"/>
                 <w:shd w:val="clear" w:color="auto" w:fill="F3F5F8"/>
               </w:rPr>
-              <w:t xml:space="preserve">deploy/README.md</w:t>
-            </w:r>
-            <w:r>
-              <w:rPr>
-                <w:rFonts w:ascii="Segoe UI" w:hAnsi="Segoe UI" w:cs="Segoe UI" w:eastAsia="Segoe UI"/>
-                <w:sz w:val="16"/>
-                <w:szCs w:val="16"/>
-              </w:rPr>
-              <w:t xml:space="preserve">, known limitations)</w:t>
+              <w:t xml:space="preserve"/>
+            </w:r>
+            <w:r>
+              <w:rPr>
+                <w:rFonts w:ascii="Segoe UI" w:hAnsi="Segoe UI" w:cs="Segoe UI" w:eastAsia="Segoe UI"/>
+                <w:sz w:val="16"/>
+                <w:szCs w:val="16"/>
+              </w:rPr>
+              <w:t xml:space="preserve"/>
             </w:r>
           </w:p>
         </w:tc>
@@ -26391,7 +26502,7 @@
         <w:rPr>
           <w:rFonts w:ascii="Segoe UI" w:hAnsi="Segoe UI" w:cs="Segoe UI" w:eastAsia="Segoe UI"/>
         </w:rPr>
-        <w:t xml:space="preserve"> time-limited reveal of full personal identifiers (PD-1b), only if TISPH decision P1 chooses "masked until asked"; personal data security fixes (PD-1a). Secure-cookie sessions instead of tokens in browser local storage are listed as a later change (</w:t>
+        <w:t xml:space="preserve"> time-limited reveal of full personal identifiers (PD-1b), only if TISPH decision P1 chooses "masked until asked"; personal data security fixes (PD-1a). Secure-cookie sessions instead of tokens in browser local storage are listed as a later change (docs/TISPH/pack/TISPH_Operations_and_Support.docx section 17, L15)</w:t>
       </w:r>
       <w:r>
         <w:rPr>
@@ -26399,13 +26510,13 @@
           <w:color w:val="1F3B57"/>
           <w:shd w:val="clear" w:color="auto" w:fill="F3F5F8"/>
         </w:rPr>
-        <w:t xml:space="preserve">deploy/README.md</w:t>
-      </w:r>
-      <w:r>
-        <w:rPr>
-          <w:rFonts w:ascii="Segoe UI" w:hAnsi="Segoe UI" w:cs="Segoe UI" w:eastAsia="Segoe UI"/>
-        </w:rPr>
-        <w:t xml:space="preserve">, known limitations); no work package yet.</w:t>
+        <w:t xml:space="preserve"/>
+      </w:r>
+      <w:r>
+        <w:rPr>
+          <w:rFonts w:ascii="Segoe UI" w:hAnsi="Segoe UI" w:cs="Segoe UI" w:eastAsia="Segoe UI"/>
+        </w:rPr>
+        <w:t xml:space="preserve">; no work package yet.</w:t>
       </w:r>
     </w:p>
     <w:p xmlns:a="http://schemas.openxmlformats.org/drawingml/2006/main" xmlns:pic="http://schemas.openxmlformats.org/drawingml/2006/picture">
@@ -27523,7 +27634,7 @@
         <w:rPr>
           <w:rFonts w:ascii="Segoe UI" w:hAnsi="Segoe UI" w:cs="Segoe UI" w:eastAsia="Segoe UI"/>
         </w:rPr>
-        <w:t xml:space="preserve">). The runbook names the source branch per service (</w:t>
+        <w:t xml:space="preserve">). The runbook describes TISPH DEV: project tisph-dev, whose services api and web deploy automatically from branch TISPH-DEV (ENVIRONMENT_NAME=DEV, BRAND_PACK=toyota-insurance-services).</w:t>
       </w:r>
       <w:r>
         <w:rPr>
@@ -27531,13 +27642,13 @@
           <w:color w:val="1F3B57"/>
           <w:shd w:val="clear" w:color="auto" w:fill="F3F5F8"/>
         </w:rPr>
-        <w:t xml:space="preserve">brokerverse-platform</w:t>
-      </w:r>
-      <w:r>
-        <w:rPr>
-          <w:rFonts w:ascii="Segoe UI" w:hAnsi="Segoe UI" w:cs="Segoe UI" w:eastAsia="Segoe UI"/>
-        </w:rPr>
-        <w:t xml:space="preserve"> in its example); a TISPH environment is pointed at the TISPH branch it should run. An optional fourth service, built from the same </w:t>
+        <w:t xml:space="preserve"/>
+      </w:r>
+      <w:r>
+        <w:rPr>
+          <w:rFonts w:ascii="Segoe UI" w:hAnsi="Segoe UI" w:cs="Segoe UI" w:eastAsia="Segoe UI"/>
+        </w:rPr>
+        <w:t xml:space="preserve"> An optional fourth service, built from the same </w:t>
       </w:r>
       <w:r>
         <w:rPr>
@@ -27651,7 +27762,7 @@
         <w:rPr>
           <w:rFonts w:ascii="Segoe UI" w:hAnsi="Segoe UI" w:cs="Segoe UI" w:eastAsia="Segoe UI"/>
         </w:rPr>
-        <w:t xml:space="preserve">Limits: Railway builds from the repository per service rather than promoting one image (the release pipeline describes how to point Railway at registry images for strict build-once); files sit on a volume attached to the API service, which in practice means one API instance; backups and disaster recovery are those of the Railway platform. Railway is a project and demonstration platform, not the production target.</w:t>
+        <w:t xml:space="preserve">Limits: Railway builds from the repository per service rather than promoting one image (the release pipeline describes how to point Railway at registry images for strict build-once); files sit on a volume attached to the API service, which in practice means one API instance; backups and disaster recovery are those of the Railway platform. Railway hosts TISPH DEV until Azure DEV is provisioned (the Azure workflow skips its build while ACR_NAME is unset); it is not the production target, and UAT goes to Azure or another environment TISPH approves after TISPH confirms.</w:t>
       </w:r>
     </w:p>
     <w:p xmlns:a="http://schemas.openxmlformats.org/drawingml/2006/main" xmlns:pic="http://schemas.openxmlformats.org/drawingml/2006/picture">
@@ -41900,13 +42011,13 @@
           <w:color w:val="1F3B57"/>
           <w:shd w:val="clear" w:color="auto" w:fill="F3F5F8"/>
         </w:rPr>
-        <w:t xml:space="preserve">deploy/README.md</w:t>
-      </w:r>
-      <w:r>
-        <w:rPr>
-          <w:rFonts w:ascii="Segoe UI" w:hAnsi="Segoe UI" w:cs="Segoe UI" w:eastAsia="Segoe UI"/>
-        </w:rPr>
-        <w:t xml:space="preserve"> (known limitations)</w:t>
+        <w:t xml:space="preserve">docs/TISPH/pack/TISPH_Operations_and_Support.docx section 17 (known limitations)</w:t>
+      </w:r>
+      <w:r>
+        <w:rPr>
+          <w:rFonts w:ascii="Segoe UI" w:hAnsi="Segoe UI" w:cs="Segoe UI" w:eastAsia="Segoe UI"/>
+        </w:rPr>
+        <w:t xml:space="preserve"/>
       </w:r>
     </w:p>
     <w:p xmlns:a="http://schemas.openxmlformats.org/drawingml/2006/main" xmlns:pic="http://schemas.openxmlformats.org/drawingml/2006/picture">
